--- a/RFI-Docs/Becker’s GI & Endoscopy 11-4-24--AI-assisted colonoscopy leads to higher benign lesion removal rates-Study.docx
+++ b/RFI-Docs/Becker’s GI & Endoscopy 11-4-24--AI-assisted colonoscopy leads to higher benign lesion removal rates-Study.docx
@@ -4,8 +4,123 @@
   <w:body>
     <w:p>
       <w:pPr>
+        <w:jc w:val="left"/>
+      </w:pPr>
+      <w:r>
+        <w:rPr>
+          <w:color w:val="646464"/>
+          <w:sz w:val="18"/>
+        </w:rPr>
+        <w:t>Document: Becker’s GI &amp; Endoscopy 11-4-24--AI-assisted colonoscopy leads to higher benign lesion removal rates-Study.docx</w:t>
+      </w:r>
+    </w:p>
+    <w:p>
+      <w:pPr>
+        <w:jc w:val="left"/>
+      </w:pPr>
+      <w:r>
+        <w:rPr>
+          <w:color w:val="646464"/>
+          <w:sz w:val="18"/>
+        </w:rPr>
+        <w:t>Title: Becker’s GI &amp; Endoscopy 11-4-24--AI-assisted colonoscopy leads to higher benign lesion removal rates-Study</w:t>
+      </w:r>
+    </w:p>
+    <w:p>
+      <w:pPr>
+        <w:jc w:val="left"/>
+      </w:pPr>
+      <w:r>
+        <w:rPr>
+          <w:color w:val="646464"/>
+          <w:sz w:val="18"/>
+        </w:rPr>
+        <w:t>Topic: Artificial Intelligence (AI) | Type: News Articles</w:t>
+      </w:r>
+    </w:p>
+    <w:p>
+      <w:pPr>
+        <w:jc w:val="left"/>
+      </w:pPr>
+      <w:r>
+        <w:rPr>
+          <w:color w:val="646464"/>
+          <w:sz w:val="18"/>
+        </w:rPr>
+        <w:t>Created: 2024-11-05 | By: Richman, Michael (VACO)</w:t>
+      </w:r>
+    </w:p>
+    <w:p>
+      <w:pPr>
+        <w:jc w:val="left"/>
+      </w:pPr>
+      <w:r>
+        <w:rPr>
+          <w:color w:val="646464"/>
+          <w:sz w:val="18"/>
+        </w:rPr>
+        <w:t>Modified: 2024-11-05 | By: Richman, Michael (VACO)</w:t>
+      </w:r>
+    </w:p>
+    <w:p>
+      <w:pPr>
+        <w:jc w:val="left"/>
+      </w:pPr>
+      <w:r>
+        <w:rPr>
+          <w:color w:val="C8C8C8"/>
+          <w:sz w:val="16"/>
+        </w:rPr>
+        <w:t>────────────────────────────────────────────────────────────────────────────────</w:t>
+      </w:r>
+    </w:p>
+    <w:p>
+      <w:pPr>
+        <w:jc w:val="left"/>
+      </w:pPr>
+      <w:r/>
+    </w:p>
+    <w:p>
+      <w:pPr>
+        <w:jc w:val="left"/>
+      </w:pPr>
+      <w:r>
+        <w:rPr>
+          <w:color w:val="646464"/>
+          <w:sz w:val="18"/>
+        </w:rPr>
+        <w:t>Topic: Artificial Intelligence (AI) | Type: News Articles</w:t>
+      </w:r>
+    </w:p>
+    <w:p>
+      <w:pPr>
+        <w:jc w:val="left"/>
+      </w:pPr>
+      <w:r>
+        <w:rPr>
+          <w:color w:val="646464"/>
+          <w:sz w:val="18"/>
+        </w:rPr>
+        <w:t>Created: 2024-11-05 | By: Richman, Michael (VACO)</w:t>
+      </w:r>
+    </w:p>
+    <w:p>
+      <w:pPr>
+        <w:jc w:val="left"/>
+      </w:pPr>
+      <w:r>
+        <w:rPr>
+          <w:color w:val="646464"/>
+          <w:sz w:val="18"/>
+        </w:rPr>
+        <w:t>Modified: 2024-11-05 | By: Richman, Michael (VACO)</w:t>
+      </w:r>
+    </w:p>
+    <w:p>
+      <w:pPr>
         <w:shd w:val="clear" w:color="auto" w:fill="FFFFFF"/>
         <w:spacing w:after="0" w:line="240" w:lineRule="auto"/>
+        <w:jc w:val="left"/>
         <w:outlineLvl w:val="2"/>
         <w:rPr>
           <w:rFonts w:ascii="Helvetica" w:eastAsia="Times New Roman" w:hAnsi="Helvetica" w:cs="Helvetica"/>
@@ -20,93 +135,10 @@
       </w:pPr>
       <w:r>
         <w:rPr>
-          <w:rFonts w:ascii="Helvetica" w:eastAsia="Times New Roman" w:hAnsi="Helvetica" w:cs="Helvetica"/>
-          <w:b/>
-          <w:bCs/>
-          <w:color w:val="292929"/>
-          <w:kern w:val="0"/>
-          <w:sz w:val="27"/>
-          <w:szCs w:val="27"/>
-          <w14:ligatures w14:val="none"/>
-        </w:rPr>
-        <w:fldChar w:fldCharType="begin"/>
-      </w:r>
-      <w:r>
-        <w:rPr>
-          <w:rFonts w:ascii="Helvetica" w:eastAsia="Times New Roman" w:hAnsi="Helvetica" w:cs="Helvetica"/>
-          <w:b/>
-          <w:bCs/>
-          <w:color w:val="292929"/>
-          <w:kern w:val="0"/>
-          <w:sz w:val="27"/>
-          <w:szCs w:val="27"/>
-          <w14:ligatures w14:val="none"/>
-        </w:rPr>
-        <w:instrText>HYPERLINK "https://www.beckersasc.com/gastroenterology-and-endoscopy.html"</w:instrText>
-      </w:r>
-      <w:r>
-        <w:rPr>
-          <w:rFonts w:ascii="Helvetica" w:eastAsia="Times New Roman" w:hAnsi="Helvetica" w:cs="Helvetica"/>
-          <w:b/>
-          <w:bCs/>
-          <w:color w:val="292929"/>
-          <w:kern w:val="0"/>
-          <w:sz w:val="27"/>
-          <w:szCs w:val="27"/>
-          <w14:ligatures w14:val="none"/>
-        </w:rPr>
-      </w:r>
-      <w:r>
-        <w:rPr>
-          <w:rFonts w:ascii="Helvetica" w:eastAsia="Times New Roman" w:hAnsi="Helvetica" w:cs="Helvetica"/>
-          <w:b/>
-          <w:bCs/>
-          <w:color w:val="292929"/>
-          <w:kern w:val="0"/>
-          <w:sz w:val="27"/>
-          <w:szCs w:val="27"/>
-          <w14:ligatures w14:val="none"/>
-        </w:rPr>
-        <w:fldChar w:fldCharType="separate"/>
-      </w:r>
-      <w:r>
-        <w:rPr>
-          <w:rFonts w:ascii="Helvetica" w:eastAsia="Times New Roman" w:hAnsi="Helvetica" w:cs="Helvetica"/>
-          <w:b/>
-          <w:bCs/>
-          <w:color w:val="003974"/>
-          <w:kern w:val="0"/>
-          <w:sz w:val="27"/>
-          <w:szCs w:val="27"/>
-          <w14:ligatures w14:val="none"/>
-        </w:rPr>
-        <w:t>GI &amp; Endoscopy-Driven ASCs</w:t>
-      </w:r>
-      <w:r>
-        <w:rPr>
-          <w:rFonts w:ascii="Helvetica" w:eastAsia="Times New Roman" w:hAnsi="Helvetica" w:cs="Helvetica"/>
-          <w:b/>
-          <w:bCs/>
-          <w:color w:val="292929"/>
-          <w:kern w:val="0"/>
-          <w:sz w:val="27"/>
-          <w:szCs w:val="27"/>
-          <w14:ligatures w14:val="none"/>
-        </w:rPr>
-        <w:fldChar w:fldCharType="end"/>
-      </w:r>
-      <w:r>
-        <w:rPr>
-          <w:rFonts w:ascii="Helvetica" w:eastAsia="Times New Roman" w:hAnsi="Helvetica" w:cs="Helvetica"/>
-          <w:b/>
-          <w:bCs/>
-          <w:color w:val="292929"/>
-          <w:kern w:val="0"/>
-          <w:sz w:val="27"/>
-          <w:szCs w:val="27"/>
-          <w14:ligatures w14:val="none"/>
-        </w:rPr>
-        <w:t> </w:t>
+          <w:color w:val="C8C8C8"/>
+          <w:sz w:val="16"/>
+        </w:rPr>
+        <w:t>────────────────────────────────────────────────────────────────────────────────</w:t>
       </w:r>
     </w:p>
     <w:p>
@@ -125,19 +157,7 @@
           <w14:ligatures w14:val="none"/>
         </w:rPr>
       </w:pPr>
-      <w:r>
-        <w:rPr>
-          <w:rFonts w:ascii="Helvetica" w:eastAsia="Times New Roman" w:hAnsi="Helvetica" w:cs="Helvetica"/>
-          <w:b/>
-          <w:bCs/>
-          <w:color w:val="292929"/>
-          <w:kern w:val="36"/>
-          <w:sz w:val="48"/>
-          <w:szCs w:val="48"/>
-          <w14:ligatures w14:val="none"/>
-        </w:rPr>
-        <w:t>AI-assisted colonoscopy leads to higher benign lesion removal rates: Study</w:t>
-      </w:r>
+      <w:r/>
     </w:p>
     <w:p>
       <w:pPr>
